--- a/modelli/758/758_3PG.docx
+++ b/modelli/758/758_3PG.docx
@@ -1,6 +1,6 @@
 
 <file path=word/document.xml><?xml version="1.0" encoding="utf-8"?>
-<w:document xmlns:o="urn:schemas-microsoft-com:office:office" xmlns:r="http://schemas.openxmlformats.org/officeDocument/2006/relationships" xmlns:v="urn:schemas-microsoft-com:vml" xmlns:w="http://schemas.openxmlformats.org/wordprocessingml/2006/main" xmlns:w10="urn:schemas-microsoft-com:office:word" xmlns:wp="http://schemas.openxmlformats.org/drawingml/2006/wordprocessingDrawing" xmlns:wps="http://schemas.microsoft.com/office/word/2010/wordprocessingShape" xmlns:wpg="http://schemas.microsoft.com/office/word/2010/wordprocessingGroup" xmlns:mc="http://schemas.openxmlformats.org/markup-compatibility/2006" xmlns:wp14="http://schemas.microsoft.com/office/word/2010/wordprocessingDrawing" xmlns:w14="http://schemas.microsoft.com/office/word/2010/wordml" xmlns:w15="http://schemas.microsoft.com/office/word/2012/wordml" mc:Ignorable="w14 wp14 w15">
+<w:document xmlns:o="urn:schemas-microsoft-com:office:office" xmlns:r="http://schemas.openxmlformats.org/officeDocument/2006/relationships" xmlns:v="urn:schemas-microsoft-com:vml" xmlns:w="http://schemas.openxmlformats.org/wordprocessingml/2006/main" xmlns:w10="urn:schemas-microsoft-com:office:word" xmlns:wp="http://schemas.openxmlformats.org/drawingml/2006/wordprocessingDrawing" xmlns:pic="http://schemas.openxmlformats.org/drawingml/2006/picture" xmlns:wps="http://schemas.microsoft.com/office/word/2010/wordprocessingShape" xmlns:wpg="http://schemas.microsoft.com/office/word/2010/wordprocessingGroup" xmlns:mc="http://schemas.openxmlformats.org/markup-compatibility/2006" xmlns:wp14="http://schemas.microsoft.com/office/word/2010/wordprocessingDrawing" xmlns:w14="http://schemas.microsoft.com/office/word/2010/wordml" xmlns:w15="http://schemas.microsoft.com/office/word/2012/wordml" mc:Ignorable="w14 wp14 w15">
   <w:body>
     <w:tbl>
       <w:tblPr>
@@ -17,7 +17,7 @@
       </w:tblPr>
       <w:tblGrid>
         <w:gridCol w:w="4818"/>
-        <w:gridCol w:w="4819"/>
+        <w:gridCol w:w="4820"/>
       </w:tblGrid>
       <w:tr>
         <w:trPr/>
@@ -43,7 +43,7 @@
                 <wp:inline distT="0" distB="0" distL="0" distR="0">
                   <wp:extent cx="1798955" cy="822960"/>
                   <wp:effectExtent l="0" t="0" r="0" b="0"/>
-                  <wp:docPr id="1" name="Immagine1" descr=""/>
+                  <wp:docPr id="1" name="Immagine1"/>
                   <wp:cNvGraphicFramePr>
                     <a:graphicFrameLocks xmlns:a="http://schemas.openxmlformats.org/drawingml/2006/main" noChangeAspect="1"/>
                   </wp:cNvGraphicFramePr>
@@ -51,7 +51,7 @@
                     <a:graphicData uri="http://schemas.openxmlformats.org/drawingml/2006/picture">
                       <pic:pic xmlns:pic="http://schemas.openxmlformats.org/drawingml/2006/picture">
                         <pic:nvPicPr>
-                          <pic:cNvPr id="1" name="Immagine1" descr=""/>
+                          <pic:cNvPr id="1" name="Immagine1"/>
                           <pic:cNvPicPr>
                             <a:picLocks noChangeAspect="1" noChangeArrowheads="1"/>
                           </pic:cNvPicPr>
@@ -156,33 +156,33 @@
             </w:r>
             <w:r>
               <w:rPr>
+                <w:rFonts w:ascii="Arial" w:hAnsi="Arial"/>
                 <w:caps/>
                 <w:sz w:val="20"/>
+              </w:rPr>
+              <w:instrText xml:space="preserve"> MERGEFIELD $NOME_COMANDO </w:instrText>
+            </w:r>
+            <w:r>
+              <w:rPr>
                 <w:rFonts w:ascii="Arial" w:hAnsi="Arial"/>
-              </w:rPr>
-              <w:instrText xml:space="preserve"> MERGEFIELD $NOME_COMANDO </w:instrText>
-            </w:r>
-            <w:r>
-              <w:rPr>
                 <w:caps/>
                 <w:sz w:val="20"/>
+              </w:rPr>
+              <w:fldChar w:fldCharType="separate"/>
+            </w:r>
+            <w:r>
+              <w:rPr>
                 <w:rFonts w:ascii="Arial" w:hAnsi="Arial"/>
-              </w:rPr>
-              <w:fldChar w:fldCharType="separate"/>
-            </w:r>
-            <w:r>
-              <w:rPr>
                 <w:caps/>
                 <w:sz w:val="20"/>
+              </w:rPr>
+              <w:t>&lt;$NOME_COMANDO&gt;</w:t>
+            </w:r>
+            <w:r>
+              <w:rPr>
                 <w:rFonts w:ascii="Arial" w:hAnsi="Arial"/>
-              </w:rPr>
-              <w:t>&lt;$NOME_COMANDO&gt;</w:t>
-            </w:r>
-            <w:r>
-              <w:rPr>
                 <w:caps/>
                 <w:sz w:val="20"/>
-                <w:rFonts w:ascii="Arial" w:hAnsi="Arial"/>
               </w:rPr>
               <w:fldChar w:fldCharType="end"/>
             </w:r>
@@ -229,7 +229,6 @@
               <w:jc w:val="center"/>
               <w:rPr>
                 <w:i/>
-                <w:i/>
                 <w:iCs/>
                 <w:sz w:val="20"/>
                 <w:szCs w:val="20"/>
@@ -256,41 +255,41 @@
             </w:r>
             <w:r>
               <w:rPr>
+                <w:i/>
+                <w:iCs/>
                 <w:caps/>
                 <w:sz w:val="20"/>
+                <w:szCs w:val="20"/>
+              </w:rPr>
+              <w:instrText xml:space="preserve"> MERGEFIELD $NOME_COMANDO </w:instrText>
+            </w:r>
+            <w:r>
+              <w:rPr>
                 <w:i/>
-                <w:szCs w:val="20"/>
                 <w:iCs/>
-              </w:rPr>
-              <w:instrText xml:space="preserve"> MERGEFIELD $NOME_COMANDO </w:instrText>
-            </w:r>
-            <w:r>
-              <w:rPr>
                 <w:caps/>
                 <w:sz w:val="20"/>
+                <w:szCs w:val="20"/>
+              </w:rPr>
+              <w:fldChar w:fldCharType="separate"/>
+            </w:r>
+            <w:r>
+              <w:rPr>
                 <w:i/>
-                <w:szCs w:val="20"/>
                 <w:iCs/>
-              </w:rPr>
-              <w:fldChar w:fldCharType="separate"/>
-            </w:r>
-            <w:r>
-              <w:rPr>
                 <w:caps/>
                 <w:sz w:val="20"/>
+                <w:szCs w:val="20"/>
+              </w:rPr>
+              <w:t>&lt;$NOME_COMANDO&gt;</w:t>
+            </w:r>
+            <w:r>
+              <w:rPr>
                 <w:i/>
-                <w:szCs w:val="20"/>
                 <w:iCs/>
-              </w:rPr>
-              <w:t>&lt;$NOME_COMANDO&gt;</w:t>
-            </w:r>
-            <w:r>
-              <w:rPr>
                 <w:caps/>
                 <w:sz w:val="20"/>
-                <w:i/>
                 <w:szCs w:val="20"/>
-                <w:iCs/>
               </w:rPr>
               <w:fldChar w:fldCharType="end"/>
             </w:r>
@@ -307,7 +306,7 @@
         </w:tc>
         <w:tc>
           <w:tcPr>
-            <w:tcW w:w="4819" w:type="dxa"/>
+            <w:tcW w:w="4820" w:type="dxa"/>
             <w:tcBorders/>
             <w:vAlign w:val="center"/>
           </w:tcPr>
@@ -438,7 +437,7 @@
         </w:tc>
         <w:tc>
           <w:tcPr>
-            <w:tcW w:w="4819" w:type="dxa"/>
+            <w:tcW w:w="4820" w:type="dxa"/>
             <w:tcBorders/>
           </w:tcPr>
           <w:p>
@@ -503,7 +502,7 @@
         </w:tc>
         <w:tc>
           <w:tcPr>
-            <w:tcW w:w="4819" w:type="dxa"/>
+            <w:tcW w:w="4820" w:type="dxa"/>
             <w:tcBorders/>
           </w:tcPr>
           <w:p>
@@ -568,7 +567,7 @@
         </w:tc>
         <w:tc>
           <w:tcPr>
-            <w:tcW w:w="4819" w:type="dxa"/>
+            <w:tcW w:w="4820" w:type="dxa"/>
             <w:tcBorders/>
           </w:tcPr>
           <w:p>
@@ -640,7 +639,7 @@
       </w:tblPr>
       <w:tblGrid>
         <w:gridCol w:w="1134"/>
-        <w:gridCol w:w="8503"/>
+        <w:gridCol w:w="8504"/>
       </w:tblGrid>
       <w:tr>
         <w:trPr>
@@ -669,7 +668,7 @@
         </w:tc>
         <w:tc>
           <w:tcPr>
-            <w:tcW w:w="8503" w:type="dxa"/>
+            <w:tcW w:w="8504" w:type="dxa"/>
             <w:tcBorders/>
           </w:tcPr>
           <w:p>
@@ -720,50 +719,6 @@
             </w:r>
             <w:r>
               <w:rPr>
-                <w:sz w:val="24"/>
-                <w:kern w:val="2"/>
-                <w:szCs w:val="24"/>
-                <w:rFonts w:eastAsia="Noto Serif CJK SC" w:cs="Lohit Devanagari"/>
-                <w:color w:val="auto"/>
-                <w:lang w:val="it-IT" w:eastAsia="zh-CN" w:bidi="hi-IN"/>
-              </w:rPr>
-              <w:instrText xml:space="preserve"> MERGEFIELD $RAGIONE_SOCIALE </w:instrText>
-            </w:r>
-            <w:r>
-              <w:rPr>
-                <w:sz w:val="24"/>
-                <w:kern w:val="2"/>
-                <w:szCs w:val="24"/>
-                <w:rFonts w:eastAsia="Noto Serif CJK SC" w:cs="Lohit Devanagari"/>
-                <w:color w:val="auto"/>
-                <w:lang w:val="it-IT" w:eastAsia="zh-CN" w:bidi="hi-IN"/>
-              </w:rPr>
-              <w:fldChar w:fldCharType="separate"/>
-            </w:r>
-            <w:r>
-              <w:rPr>
-                <w:sz w:val="24"/>
-                <w:kern w:val="2"/>
-                <w:szCs w:val="24"/>
-                <w:rFonts w:eastAsia="Noto Serif CJK SC" w:cs="Lohit Devanagari"/>
-                <w:color w:val="auto"/>
-                <w:lang w:val="it-IT" w:eastAsia="zh-CN" w:bidi="hi-IN"/>
-              </w:rPr>
-              <w:t>&lt;$RAGIONE_SOCIALE&gt;</w:t>
-            </w:r>
-            <w:r>
-              <w:rPr>
-                <w:sz w:val="24"/>
-                <w:kern w:val="2"/>
-                <w:szCs w:val="24"/>
-                <w:rFonts w:eastAsia="Noto Serif CJK SC" w:cs="Lohit Devanagari"/>
-                <w:color w:val="auto"/>
-                <w:lang w:val="it-IT" w:eastAsia="zh-CN" w:bidi="hi-IN"/>
-              </w:rPr>
-              <w:fldChar w:fldCharType="end"/>
-            </w:r>
-            <w:r>
-              <w:rPr>
                 <w:rFonts w:eastAsia="Noto Serif CJK SC" w:cs="Lohit Devanagari"/>
                 <w:color w:val="auto"/>
                 <w:kern w:val="2"/>
@@ -771,7 +726,7 @@
                 <w:szCs w:val="24"/>
                 <w:lang w:val="it-IT" w:eastAsia="zh-CN" w:bidi="hi-IN"/>
               </w:rPr>
-              <w:t xml:space="preserve"> sita in </w:t>
+              <w:instrText xml:space="preserve"> MERGEFIELD $RAGIONE_SOCIALE </w:instrText>
             </w:r>
             <w:r>
               <w:rPr>
@@ -782,48 +737,92 @@
                 <w:szCs w:val="24"/>
                 <w:lang w:val="it-IT" w:eastAsia="zh-CN" w:bidi="hi-IN"/>
               </w:rPr>
-              <w:fldChar w:fldCharType="begin"/>
-            </w:r>
-            <w:r>
-              <w:rPr>
-                <w:sz w:val="24"/>
-                <w:kern w:val="2"/>
-                <w:szCs w:val="24"/>
+              <w:fldChar w:fldCharType="separate"/>
+            </w:r>
+            <w:r>
+              <w:rPr>
                 <w:rFonts w:eastAsia="Noto Serif CJK SC" w:cs="Lohit Devanagari"/>
                 <w:color w:val="auto"/>
+                <w:kern w:val="2"/>
+                <w:sz w:val="24"/>
+                <w:szCs w:val="24"/>
                 <w:lang w:val="it-IT" w:eastAsia="zh-CN" w:bidi="hi-IN"/>
               </w:rPr>
-              <w:instrText xml:space="preserve"> MERGEFIELD $INDIRIZZO_ATTIVITA </w:instrText>
-            </w:r>
-            <w:r>
-              <w:rPr>
-                <w:sz w:val="24"/>
-                <w:kern w:val="2"/>
-                <w:szCs w:val="24"/>
+              <w:t>&lt;$RAGIONE_SOCIALE&gt;</w:t>
+            </w:r>
+            <w:r>
+              <w:rPr>
                 <w:rFonts w:eastAsia="Noto Serif CJK SC" w:cs="Lohit Devanagari"/>
                 <w:color w:val="auto"/>
+                <w:kern w:val="2"/>
+                <w:sz w:val="24"/>
+                <w:szCs w:val="24"/>
                 <w:lang w:val="it-IT" w:eastAsia="zh-CN" w:bidi="hi-IN"/>
               </w:rPr>
-              <w:fldChar w:fldCharType="separate"/>
-            </w:r>
-            <w:r>
-              <w:rPr>
-                <w:sz w:val="24"/>
-                <w:kern w:val="2"/>
-                <w:szCs w:val="24"/>
+              <w:fldChar w:fldCharType="end"/>
+            </w:r>
+            <w:r>
+              <w:rPr>
                 <w:rFonts w:eastAsia="Noto Serif CJK SC" w:cs="Lohit Devanagari"/>
                 <w:color w:val="auto"/>
+                <w:kern w:val="2"/>
+                <w:sz w:val="24"/>
+                <w:szCs w:val="24"/>
                 <w:lang w:val="it-IT" w:eastAsia="zh-CN" w:bidi="hi-IN"/>
               </w:rPr>
-              <w:t>&lt;$INDIRIZZO_ATTIVITA&gt;</w:t>
-            </w:r>
-            <w:r>
-              <w:rPr>
-                <w:sz w:val="24"/>
-                <w:kern w:val="2"/>
-                <w:szCs w:val="24"/>
+              <w:t xml:space="preserve"> sita in </w:t>
+            </w:r>
+            <w:r>
+              <w:rPr>
                 <w:rFonts w:eastAsia="Noto Serif CJK SC" w:cs="Lohit Devanagari"/>
                 <w:color w:val="auto"/>
+                <w:kern w:val="2"/>
+                <w:sz w:val="24"/>
+                <w:szCs w:val="24"/>
+                <w:lang w:val="it-IT" w:eastAsia="zh-CN" w:bidi="hi-IN"/>
+              </w:rPr>
+              <w:fldChar w:fldCharType="begin"/>
+            </w:r>
+            <w:r>
+              <w:rPr>
+                <w:rFonts w:eastAsia="Noto Serif CJK SC" w:cs="Lohit Devanagari"/>
+                <w:color w:val="auto"/>
+                <w:kern w:val="2"/>
+                <w:sz w:val="24"/>
+                <w:szCs w:val="24"/>
+                <w:lang w:val="it-IT" w:eastAsia="zh-CN" w:bidi="hi-IN"/>
+              </w:rPr>
+              <w:instrText xml:space="preserve"> MERGEFIELD $INDIRIZZO_ATTIVITA </w:instrText>
+            </w:r>
+            <w:r>
+              <w:rPr>
+                <w:rFonts w:eastAsia="Noto Serif CJK SC" w:cs="Lohit Devanagari"/>
+                <w:color w:val="auto"/>
+                <w:kern w:val="2"/>
+                <w:sz w:val="24"/>
+                <w:szCs w:val="24"/>
+                <w:lang w:val="it-IT" w:eastAsia="zh-CN" w:bidi="hi-IN"/>
+              </w:rPr>
+              <w:fldChar w:fldCharType="separate"/>
+            </w:r>
+            <w:r>
+              <w:rPr>
+                <w:rFonts w:eastAsia="Noto Serif CJK SC" w:cs="Lohit Devanagari"/>
+                <w:color w:val="auto"/>
+                <w:kern w:val="2"/>
+                <w:sz w:val="24"/>
+                <w:szCs w:val="24"/>
+                <w:lang w:val="it-IT" w:eastAsia="zh-CN" w:bidi="hi-IN"/>
+              </w:rPr>
+              <w:t>&lt;$INDIRIZZO_ATTIVITA&gt;</w:t>
+            </w:r>
+            <w:r>
+              <w:rPr>
+                <w:rFonts w:eastAsia="Noto Serif CJK SC" w:cs="Lohit Devanagari"/>
+                <w:color w:val="auto"/>
+                <w:kern w:val="2"/>
+                <w:sz w:val="24"/>
+                <w:szCs w:val="24"/>
                 <w:lang w:val="it-IT" w:eastAsia="zh-CN" w:bidi="hi-IN"/>
               </w:rPr>
               <w:fldChar w:fldCharType="end"/>
@@ -890,7 +889,7 @@
         </w:tc>
         <w:tc>
           <w:tcPr>
-            <w:tcW w:w="8503" w:type="dxa"/>
+            <w:tcW w:w="8504" w:type="dxa"/>
             <w:tcBorders/>
           </w:tcPr>
           <w:p>
@@ -980,50 +979,6 @@
       </w:r>
       <w:r>
         <w:rPr>
-          <w:sz w:val="24"/>
-          <w:kern w:val="2"/>
-          <w:szCs w:val="24"/>
-          <w:rFonts w:eastAsia="Noto Serif CJK SC" w:cs="Lohit Devanagari"/>
-          <w:color w:val="auto"/>
-          <w:lang w:val="it-IT" w:eastAsia="zh-CN" w:bidi="hi-IN"/>
-        </w:rPr>
-        <w:instrText xml:space="preserve"> MERGEFIELD $NUM_PROT_MOD_1PG </w:instrText>
-      </w:r>
-      <w:r>
-        <w:rPr>
-          <w:sz w:val="24"/>
-          <w:kern w:val="2"/>
-          <w:szCs w:val="24"/>
-          <w:rFonts w:eastAsia="Noto Serif CJK SC" w:cs="Lohit Devanagari"/>
-          <w:color w:val="auto"/>
-          <w:lang w:val="it-IT" w:eastAsia="zh-CN" w:bidi="hi-IN"/>
-        </w:rPr>
-        <w:fldChar w:fldCharType="separate"/>
-      </w:r>
-      <w:r>
-        <w:rPr>
-          <w:sz w:val="24"/>
-          <w:kern w:val="2"/>
-          <w:szCs w:val="24"/>
-          <w:rFonts w:eastAsia="Noto Serif CJK SC" w:cs="Lohit Devanagari"/>
-          <w:color w:val="auto"/>
-          <w:lang w:val="it-IT" w:eastAsia="zh-CN" w:bidi="hi-IN"/>
-        </w:rPr>
-        <w:t>&lt;$NUM_PROT_MOD_1PG&gt;</w:t>
-      </w:r>
-      <w:r>
-        <w:rPr>
-          <w:sz w:val="24"/>
-          <w:kern w:val="2"/>
-          <w:szCs w:val="24"/>
-          <w:rFonts w:eastAsia="Noto Serif CJK SC" w:cs="Lohit Devanagari"/>
-          <w:color w:val="auto"/>
-          <w:lang w:val="it-IT" w:eastAsia="zh-CN" w:bidi="hi-IN"/>
-        </w:rPr>
-        <w:fldChar w:fldCharType="end"/>
-      </w:r>
-      <w:r>
-        <w:rPr>
           <w:rFonts w:eastAsia="Noto Serif CJK SC" w:cs="Lohit Devanagari"/>
           <w:color w:val="auto"/>
           <w:kern w:val="2"/>
@@ -1031,7 +986,7 @@
           <w:szCs w:val="24"/>
           <w:lang w:val="it-IT" w:eastAsia="zh-CN" w:bidi="hi-IN"/>
         </w:rPr>
-        <w:t xml:space="preserve"> del </w:t>
+        <w:instrText xml:space="preserve"> MERGEFIELD $NUM_PROT_MOD_1PG </w:instrText>
       </w:r>
       <w:r>
         <w:rPr>
@@ -1042,48 +997,92 @@
           <w:szCs w:val="24"/>
           <w:lang w:val="it-IT" w:eastAsia="zh-CN" w:bidi="hi-IN"/>
         </w:rPr>
-        <w:fldChar w:fldCharType="begin"/>
-      </w:r>
-      <w:r>
-        <w:rPr>
-          <w:sz w:val="24"/>
-          <w:kern w:val="2"/>
-          <w:szCs w:val="24"/>
+        <w:fldChar w:fldCharType="separate"/>
+      </w:r>
+      <w:r>
+        <w:rPr>
           <w:rFonts w:eastAsia="Noto Serif CJK SC" w:cs="Lohit Devanagari"/>
           <w:color w:val="auto"/>
+          <w:kern w:val="2"/>
+          <w:sz w:val="24"/>
+          <w:szCs w:val="24"/>
           <w:lang w:val="it-IT" w:eastAsia="zh-CN" w:bidi="hi-IN"/>
         </w:rPr>
-        <w:instrText xml:space="preserve"> MERGEFIELD $DATA_PROT_MOD_1PG </w:instrText>
-      </w:r>
-      <w:r>
-        <w:rPr>
-          <w:sz w:val="24"/>
-          <w:kern w:val="2"/>
-          <w:szCs w:val="24"/>
+        <w:t>&lt;$NUM_PROT_MOD_1PG&gt;</w:t>
+      </w:r>
+      <w:r>
+        <w:rPr>
           <w:rFonts w:eastAsia="Noto Serif CJK SC" w:cs="Lohit Devanagari"/>
           <w:color w:val="auto"/>
+          <w:kern w:val="2"/>
+          <w:sz w:val="24"/>
+          <w:szCs w:val="24"/>
           <w:lang w:val="it-IT" w:eastAsia="zh-CN" w:bidi="hi-IN"/>
         </w:rPr>
-        <w:fldChar w:fldCharType="separate"/>
-      </w:r>
-      <w:r>
-        <w:rPr>
-          <w:sz w:val="24"/>
-          <w:kern w:val="2"/>
-          <w:szCs w:val="24"/>
+        <w:fldChar w:fldCharType="end"/>
+      </w:r>
+      <w:r>
+        <w:rPr>
           <w:rFonts w:eastAsia="Noto Serif CJK SC" w:cs="Lohit Devanagari"/>
           <w:color w:val="auto"/>
+          <w:kern w:val="2"/>
+          <w:sz w:val="24"/>
+          <w:szCs w:val="24"/>
           <w:lang w:val="it-IT" w:eastAsia="zh-CN" w:bidi="hi-IN"/>
         </w:rPr>
-        <w:t>&lt;$DATA_PROT_MOD_1PG&gt;</w:t>
-      </w:r>
-      <w:r>
-        <w:rPr>
-          <w:sz w:val="24"/>
-          <w:kern w:val="2"/>
-          <w:szCs w:val="24"/>
+        <w:t xml:space="preserve"> del </w:t>
+      </w:r>
+      <w:r>
+        <w:rPr>
           <w:rFonts w:eastAsia="Noto Serif CJK SC" w:cs="Lohit Devanagari"/>
           <w:color w:val="auto"/>
+          <w:kern w:val="2"/>
+          <w:sz w:val="24"/>
+          <w:szCs w:val="24"/>
+          <w:lang w:val="it-IT" w:eastAsia="zh-CN" w:bidi="hi-IN"/>
+        </w:rPr>
+        <w:fldChar w:fldCharType="begin"/>
+      </w:r>
+      <w:r>
+        <w:rPr>
+          <w:rFonts w:eastAsia="Noto Serif CJK SC" w:cs="Lohit Devanagari"/>
+          <w:color w:val="auto"/>
+          <w:kern w:val="2"/>
+          <w:sz w:val="24"/>
+          <w:szCs w:val="24"/>
+          <w:lang w:val="it-IT" w:eastAsia="zh-CN" w:bidi="hi-IN"/>
+        </w:rPr>
+        <w:instrText xml:space="preserve"> MERGEFIELD $DATA_PROT_MOD_1PG </w:instrText>
+      </w:r>
+      <w:r>
+        <w:rPr>
+          <w:rFonts w:eastAsia="Noto Serif CJK SC" w:cs="Lohit Devanagari"/>
+          <w:color w:val="auto"/>
+          <w:kern w:val="2"/>
+          <w:sz w:val="24"/>
+          <w:szCs w:val="24"/>
+          <w:lang w:val="it-IT" w:eastAsia="zh-CN" w:bidi="hi-IN"/>
+        </w:rPr>
+        <w:fldChar w:fldCharType="separate"/>
+      </w:r>
+      <w:r>
+        <w:rPr>
+          <w:rFonts w:eastAsia="Noto Serif CJK SC" w:cs="Lohit Devanagari"/>
+          <w:color w:val="auto"/>
+          <w:kern w:val="2"/>
+          <w:sz w:val="24"/>
+          <w:szCs w:val="24"/>
+          <w:lang w:val="it-IT" w:eastAsia="zh-CN" w:bidi="hi-IN"/>
+        </w:rPr>
+        <w:t>&lt;$DATA_PROT_MOD_1PG&gt;</w:t>
+      </w:r>
+      <w:r>
+        <w:rPr>
+          <w:rFonts w:eastAsia="Noto Serif CJK SC" w:cs="Lohit Devanagari"/>
+          <w:color w:val="auto"/>
+          <w:kern w:val="2"/>
+          <w:sz w:val="24"/>
+          <w:szCs w:val="24"/>
           <w:lang w:val="it-IT" w:eastAsia="zh-CN" w:bidi="hi-IN"/>
         </w:rPr>
         <w:fldChar w:fldCharType="end"/>
@@ -1133,7 +1132,7 @@
           </w:tcPr>
           <w:p>
             <w:pPr>
-              <w:pStyle w:val="Titolotabella"/>
+              <w:pStyle w:val="Titolotabellauser"/>
               <w:widowControl w:val="false"/>
               <w:jc w:val="center"/>
               <w:rPr/>
@@ -1158,7 +1157,7 @@
           </w:tcPr>
           <w:p>
             <w:pPr>
-              <w:pStyle w:val="Titolotabella"/>
+              <w:pStyle w:val="Titolotabellauser"/>
               <w:widowControl w:val="false"/>
               <w:rPr>
                 <w:sz w:val="20"/>
@@ -1186,7 +1185,7 @@
           </w:tcPr>
           <w:p>
             <w:pPr>
-              <w:pStyle w:val="Titolotabella"/>
+              <w:pStyle w:val="Titolotabellauser"/>
               <w:widowControl w:val="false"/>
               <w:rPr>
                 <w:sz w:val="20"/>
@@ -1389,7 +1388,7 @@
       </w:tblPr>
       <w:tblGrid>
         <w:gridCol w:w="1134"/>
-        <w:gridCol w:w="8503"/>
+        <w:gridCol w:w="8504"/>
       </w:tblGrid>
       <w:tr>
         <w:trPr>
@@ -1419,7 +1418,7 @@
         </w:tc>
         <w:tc>
           <w:tcPr>
-            <w:tcW w:w="8503" w:type="dxa"/>
+            <w:tcW w:w="8504" w:type="dxa"/>
             <w:tcBorders>
               <w:top w:val="single" w:sz="4" w:space="0" w:color="000000"/>
               <w:left w:val="single" w:sz="4" w:space="0" w:color="000000"/>
@@ -1454,7 +1453,7 @@
           </w:tcPr>
           <w:p>
             <w:pPr>
-              <w:pStyle w:val="Contenutotabella"/>
+              <w:pStyle w:val="Contenutotabellauser"/>
               <w:rPr/>
             </w:pPr>
             <w:r>
@@ -1481,7 +1480,7 @@
         </w:tc>
         <w:tc>
           <w:tcPr>
-            <w:tcW w:w="8503" w:type="dxa"/>
+            <w:tcW w:w="8504" w:type="dxa"/>
             <w:tcBorders>
               <w:left w:val="single" w:sz="4" w:space="0" w:color="000000"/>
               <w:bottom w:val="single" w:sz="4" w:space="0" w:color="000000"/>
@@ -1490,7 +1489,7 @@
           </w:tcPr>
           <w:p>
             <w:pPr>
-              <w:pStyle w:val="Contenutotabella"/>
+              <w:pStyle w:val="Contenutotabellauser"/>
               <w:widowControl w:val="false"/>
               <w:rPr/>
             </w:pPr>
@@ -1574,7 +1573,7 @@
       </w:tblPr>
       <w:tblGrid>
         <w:gridCol w:w="4819"/>
-        <w:gridCol w:w="4818"/>
+        <w:gridCol w:w="4819"/>
       </w:tblGrid>
       <w:tr>
         <w:trPr>
@@ -1604,7 +1603,7 @@
         </w:tc>
         <w:tc>
           <w:tcPr>
-            <w:tcW w:w="4818" w:type="dxa"/>
+            <w:tcW w:w="4819" w:type="dxa"/>
             <w:tcBorders>
               <w:top w:val="single" w:sz="4" w:space="0" w:color="000000"/>
               <w:left w:val="single" w:sz="4" w:space="0" w:color="000000"/>
@@ -1639,7 +1638,7 @@
           </w:tcPr>
           <w:p>
             <w:pPr>
-              <w:pStyle w:val="Contenutotabella"/>
+              <w:pStyle w:val="Contenutotabellauser"/>
               <w:rPr/>
             </w:pPr>
             <w:r>
@@ -1666,7 +1665,7 @@
         </w:tc>
         <w:tc>
           <w:tcPr>
-            <w:tcW w:w="4818" w:type="dxa"/>
+            <w:tcW w:w="4819" w:type="dxa"/>
             <w:tcBorders>
               <w:left w:val="single" w:sz="4" w:space="0" w:color="000000"/>
               <w:bottom w:val="single" w:sz="4" w:space="0" w:color="000000"/>
@@ -1675,7 +1674,7 @@
           </w:tcPr>
           <w:p>
             <w:pPr>
-              <w:pStyle w:val="Contenutotabella"/>
+              <w:pStyle w:val="Contenutotabellauser"/>
               <w:rPr/>
             </w:pPr>
             <w:r>
@@ -1801,7 +1800,7 @@
       </w:tblPr>
       <w:tblGrid>
         <w:gridCol w:w="1134"/>
-        <w:gridCol w:w="8503"/>
+        <w:gridCol w:w="8504"/>
       </w:tblGrid>
       <w:tr>
         <w:trPr>
@@ -1833,7 +1832,7 @@
         </w:tc>
         <w:tc>
           <w:tcPr>
-            <w:tcW w:w="8503" w:type="dxa"/>
+            <w:tcW w:w="8504" w:type="dxa"/>
             <w:tcBorders>
               <w:top w:val="single" w:sz="4" w:space="0" w:color="000000"/>
               <w:left w:val="single" w:sz="4" w:space="0" w:color="000000"/>
@@ -1870,7 +1869,7 @@
           </w:tcPr>
           <w:p>
             <w:pPr>
-              <w:pStyle w:val="Contenutotabella"/>
+              <w:pStyle w:val="Contenutotabellauser"/>
               <w:widowControl w:val="false"/>
               <w:jc w:val="center"/>
               <w:rPr/>
@@ -1909,7 +1908,7 @@
         </w:tc>
         <w:tc>
           <w:tcPr>
-            <w:tcW w:w="8503" w:type="dxa"/>
+            <w:tcW w:w="8504" w:type="dxa"/>
             <w:tcBorders>
               <w:left w:val="single" w:sz="4" w:space="0" w:color="000000"/>
               <w:bottom w:val="single" w:sz="4" w:space="0" w:color="000000"/>
@@ -1918,7 +1917,7 @@
           </w:tcPr>
           <w:p>
             <w:pPr>
-              <w:pStyle w:val="Contenutotabella"/>
+              <w:pStyle w:val="Contenutotabellauser"/>
               <w:widowControl w:val="false"/>
               <w:rPr/>
             </w:pPr>
@@ -2061,7 +2060,7 @@
       </w:tblPr>
       <w:tblGrid>
         <w:gridCol w:w="4819"/>
-        <w:gridCol w:w="4818"/>
+        <w:gridCol w:w="4819"/>
       </w:tblGrid>
       <w:tr>
         <w:trPr>
@@ -2127,7 +2126,7 @@
         </w:tc>
         <w:tc>
           <w:tcPr>
-            <w:tcW w:w="4818" w:type="dxa"/>
+            <w:tcW w:w="4819" w:type="dxa"/>
             <w:tcBorders/>
           </w:tcPr>
           <w:p>
@@ -2232,7 +2231,11 @@
       </w:pPr>
       <w:r>
         <w:rPr/>
-        <w:t>verbali di sopralluogo</w:t>
+        <w:t xml:space="preserve">verbali di sopralluogo </w:t>
+      </w:r>
+      <w:r>
+        <w:rPr/>
+        <w:t>(758-1PG)</w:t>
       </w:r>
       <w:r>
         <w:rPr>
@@ -2252,7 +2255,15 @@
       </w:pPr>
       <w:r>
         <w:rPr/>
-        <w:t>verbale di identificazione dell’indagato.</w:t>
+        <w:t xml:space="preserve">verbale di identificazione dell’indagato </w:t>
+      </w:r>
+      <w:r>
+        <w:rPr/>
+        <w:t>(758-1PG20)</w:t>
+      </w:r>
+      <w:r>
+        <w:rPr/>
+        <w:t>.</w:t>
       </w:r>
     </w:p>
     <w:p>
@@ -2293,7 +2304,7 @@
       </w:tblPr>
       <w:tblGrid>
         <w:gridCol w:w="4803"/>
-        <w:gridCol w:w="4834"/>
+        <w:gridCol w:w="4835"/>
       </w:tblGrid>
       <w:tr>
         <w:trPr>
@@ -2301,7 +2312,7 @@
         </w:trPr>
         <w:tc>
           <w:tcPr>
-            <w:tcW w:w="9637" w:type="dxa"/>
+            <w:tcW w:w="9638" w:type="dxa"/>
             <w:gridSpan w:val="2"/>
             <w:tcBorders>
               <w:top w:val="single" w:sz="2" w:space="0" w:color="000000"/>
@@ -2337,7 +2348,7 @@
         </w:trPr>
         <w:tc>
           <w:tcPr>
-            <w:tcW w:w="9637" w:type="dxa"/>
+            <w:tcW w:w="9638" w:type="dxa"/>
             <w:gridSpan w:val="2"/>
             <w:tcBorders>
               <w:left w:val="single" w:sz="2" w:space="0" w:color="000000"/>
@@ -2347,7 +2358,7 @@
           </w:tcPr>
           <w:p>
             <w:pPr>
-              <w:pStyle w:val="Contenutotabella"/>
+              <w:pStyle w:val="Contenutotabellauser"/>
               <w:keepNext w:val="true"/>
               <w:widowControl w:val="false"/>
               <w:tabs>
@@ -2412,7 +2423,7 @@
           </w:tcPr>
           <w:p>
             <w:pPr>
-              <w:pStyle w:val="Contenutotabella"/>
+              <w:pStyle w:val="Contenutotabellauser"/>
               <w:widowControl w:val="false"/>
               <w:tabs>
                 <w:tab w:val="clear" w:pos="709"/>
@@ -2436,7 +2447,7 @@
         </w:tc>
         <w:tc>
           <w:tcPr>
-            <w:tcW w:w="4834" w:type="dxa"/>
+            <w:tcW w:w="4835" w:type="dxa"/>
             <w:tcBorders>
               <w:left w:val="single" w:sz="2" w:space="0" w:color="000000"/>
               <w:bottom w:val="single" w:sz="2" w:space="0" w:color="000000"/>
@@ -2445,7 +2456,7 @@
           </w:tcPr>
           <w:p>
             <w:pPr>
-              <w:pStyle w:val="Contenutotabella"/>
+              <w:pStyle w:val="Contenutotabellauser"/>
               <w:widowControl w:val="false"/>
               <w:tabs>
                 <w:tab w:val="clear" w:pos="709"/>
@@ -2495,7 +2506,7 @@
 </file>
 
 <file path=word/footer1.xml><?xml version="1.0" encoding="utf-8"?>
-<w:ftr xmlns:o="urn:schemas-microsoft-com:office:office" xmlns:r="http://schemas.openxmlformats.org/officeDocument/2006/relationships" xmlns:v="urn:schemas-microsoft-com:vml" xmlns:w="http://schemas.openxmlformats.org/wordprocessingml/2006/main" xmlns:w10="urn:schemas-microsoft-com:office:word" xmlns:wp="http://schemas.openxmlformats.org/drawingml/2006/wordprocessingDrawing" xmlns:wps="http://schemas.microsoft.com/office/word/2010/wordprocessingShape" xmlns:wpg="http://schemas.microsoft.com/office/word/2010/wordprocessingGroup" xmlns:mc="http://schemas.openxmlformats.org/markup-compatibility/2006" xmlns:wp14="http://schemas.microsoft.com/office/word/2010/wordprocessingDrawing" xmlns:w14="http://schemas.microsoft.com/office/word/2010/wordml" xmlns:w15="http://schemas.microsoft.com/office/word/2012/wordml" mc:Ignorable="w14 wp14 w15">
+<w:ftr xmlns:o="urn:schemas-microsoft-com:office:office" xmlns:r="http://schemas.openxmlformats.org/officeDocument/2006/relationships" xmlns:v="urn:schemas-microsoft-com:vml" xmlns:w="http://schemas.openxmlformats.org/wordprocessingml/2006/main" xmlns:w10="urn:schemas-microsoft-com:office:word" xmlns:wp="http://schemas.openxmlformats.org/drawingml/2006/wordprocessingDrawing" xmlns:pic="http://schemas.openxmlformats.org/drawingml/2006/picture" xmlns:wps="http://schemas.microsoft.com/office/word/2010/wordprocessingShape" xmlns:wpg="http://schemas.microsoft.com/office/word/2010/wordprocessingGroup" xmlns:mc="http://schemas.openxmlformats.org/markup-compatibility/2006" xmlns:wp14="http://schemas.microsoft.com/office/word/2010/wordprocessingDrawing" xmlns:w14="http://schemas.microsoft.com/office/word/2010/wordml" xmlns:w15="http://schemas.microsoft.com/office/word/2012/wordml" mc:Ignorable="w14 wp14 w15">
   <w:p>
     <w:pPr>
       <w:pStyle w:val="Footer"/>
@@ -2509,7 +2520,7 @@
 </file>
 
 <file path=word/footer2.xml><?xml version="1.0" encoding="utf-8"?>
-<w:ftr xmlns:o="urn:schemas-microsoft-com:office:office" xmlns:r="http://schemas.openxmlformats.org/officeDocument/2006/relationships" xmlns:v="urn:schemas-microsoft-com:vml" xmlns:w="http://schemas.openxmlformats.org/wordprocessingml/2006/main" xmlns:w10="urn:schemas-microsoft-com:office:word" xmlns:wp="http://schemas.openxmlformats.org/drawingml/2006/wordprocessingDrawing" xmlns:wps="http://schemas.microsoft.com/office/word/2010/wordprocessingShape" xmlns:wpg="http://schemas.microsoft.com/office/word/2010/wordprocessingGroup" xmlns:mc="http://schemas.openxmlformats.org/markup-compatibility/2006" xmlns:wp14="http://schemas.microsoft.com/office/word/2010/wordprocessingDrawing" xmlns:w14="http://schemas.microsoft.com/office/word/2010/wordml" xmlns:w15="http://schemas.microsoft.com/office/word/2012/wordml" mc:Ignorable="w14 wp14 w15">
+<w:ftr xmlns:o="urn:schemas-microsoft-com:office:office" xmlns:r="http://schemas.openxmlformats.org/officeDocument/2006/relationships" xmlns:v="urn:schemas-microsoft-com:vml" xmlns:w="http://schemas.openxmlformats.org/wordprocessingml/2006/main" xmlns:w10="urn:schemas-microsoft-com:office:word" xmlns:wp="http://schemas.openxmlformats.org/drawingml/2006/wordprocessingDrawing" xmlns:pic="http://schemas.openxmlformats.org/drawingml/2006/picture" xmlns:wps="http://schemas.microsoft.com/office/word/2010/wordprocessingShape" xmlns:wpg="http://schemas.microsoft.com/office/word/2010/wordprocessingGroup" xmlns:mc="http://schemas.openxmlformats.org/markup-compatibility/2006" xmlns:wp14="http://schemas.microsoft.com/office/word/2010/wordprocessingDrawing" xmlns:w14="http://schemas.microsoft.com/office/word/2010/wordml" xmlns:w15="http://schemas.microsoft.com/office/word/2012/wordml" mc:Ignorable="w14 wp14 w15">
   <w:p>
     <w:pPr>
       <w:pStyle w:val="Footer"/>
@@ -2533,7 +2544,7 @@
     </w:r>
     <w:r>
       <w:rPr/>
-      <w:t>3</w:t>
+      <w:t>2</w:t>
     </w:r>
     <w:r>
       <w:rPr/>
@@ -2594,7 +2605,7 @@
 </file>
 
 <file path=word/footer3.xml><?xml version="1.0" encoding="utf-8"?>
-<w:ftr xmlns:o="urn:schemas-microsoft-com:office:office" xmlns:r="http://schemas.openxmlformats.org/officeDocument/2006/relationships" xmlns:v="urn:schemas-microsoft-com:vml" xmlns:w="http://schemas.openxmlformats.org/wordprocessingml/2006/main" xmlns:w10="urn:schemas-microsoft-com:office:word" xmlns:wp="http://schemas.openxmlformats.org/drawingml/2006/wordprocessingDrawing" xmlns:wps="http://schemas.microsoft.com/office/word/2010/wordprocessingShape" xmlns:wpg="http://schemas.microsoft.com/office/word/2010/wordprocessingGroup" xmlns:mc="http://schemas.openxmlformats.org/markup-compatibility/2006" xmlns:wp14="http://schemas.microsoft.com/office/word/2010/wordprocessingDrawing" xmlns:w14="http://schemas.microsoft.com/office/word/2010/wordml" xmlns:w15="http://schemas.microsoft.com/office/word/2012/wordml" mc:Ignorable="w14 wp14 w15">
+<w:ftr xmlns:o="urn:schemas-microsoft-com:office:office" xmlns:r="http://schemas.openxmlformats.org/officeDocument/2006/relationships" xmlns:v="urn:schemas-microsoft-com:vml" xmlns:w="http://schemas.openxmlformats.org/wordprocessingml/2006/main" xmlns:w10="urn:schemas-microsoft-com:office:word" xmlns:wp="http://schemas.openxmlformats.org/drawingml/2006/wordprocessingDrawing" xmlns:pic="http://schemas.openxmlformats.org/drawingml/2006/picture" xmlns:wps="http://schemas.microsoft.com/office/word/2010/wordprocessingShape" xmlns:wpg="http://schemas.microsoft.com/office/word/2010/wordprocessingGroup" xmlns:mc="http://schemas.openxmlformats.org/markup-compatibility/2006" xmlns:wp14="http://schemas.microsoft.com/office/word/2010/wordprocessingDrawing" xmlns:w14="http://schemas.microsoft.com/office/word/2010/wordml" xmlns:w15="http://schemas.microsoft.com/office/word/2012/wordml" mc:Ignorable="w14 wp14 w15">
   <w:p>
     <w:pPr>
       <w:pStyle w:val="Footer"/>
@@ -2618,7 +2629,7 @@
     </w:r>
     <w:r>
       <w:rPr/>
-      <w:t>3</w:t>
+      <w:t>2</w:t>
     </w:r>
     <w:r>
       <w:rPr/>
@@ -2960,7 +2971,7 @@
     <w:pPr>
       <w:widowControl/>
       <w:suppressAutoHyphens w:val="true"/>
-      <w:overflowPunct w:val="false"/>
+      <w:overflowPunct w:val="true"/>
       <w:bidi w:val="0"/>
       <w:spacing w:before="0" w:after="0"/>
       <w:jc w:val="left"/>
@@ -2976,7 +2987,7 @@
   </w:style>
   <w:style w:type="paragraph" w:styleId="Heading3">
     <w:name w:val="heading 3"/>
-    <w:basedOn w:val="Titolo"/>
+    <w:basedOn w:val="Titolouser"/>
     <w:next w:val="BodyText"/>
     <w:qFormat/>
     <w:pPr>
@@ -3032,7 +3043,7 @@
       <w:spacing w:before="240" w:after="120"/>
     </w:pPr>
     <w:rPr>
-      <w:rFonts w:ascii="Liberation Sans" w:hAnsi="Liberation Sans" w:eastAsia="Noto Sans CJK SC" w:cs="Lohit Devanagari"/>
+      <w:rFonts w:ascii="Liberation Sans" w:hAnsi="Liberation Sans" w:eastAsia="Noto Sans CJK SC" w:cs="Noto Sans"/>
       <w:sz w:val="28"/>
       <w:szCs w:val="28"/>
     </w:rPr>
@@ -3078,11 +3089,37 @@
       <w:suppressLineNumbers/>
     </w:pPr>
     <w:rPr>
+      <w:rFonts w:cs="Noto Sans"/>
+    </w:rPr>
+  </w:style>
+  <w:style w:type="paragraph" w:styleId="Titolouser">
+    <w:name w:val="Titolo (user)"/>
+    <w:basedOn w:val="Normal"/>
+    <w:next w:val="BodyText"/>
+    <w:qFormat/>
+    <w:pPr>
+      <w:keepNext w:val="true"/>
+      <w:spacing w:before="240" w:after="120"/>
+    </w:pPr>
+    <w:rPr>
+      <w:rFonts w:ascii="Liberation Sans" w:hAnsi="Liberation Sans" w:eastAsia="Noto Sans CJK SC" w:cs="Lohit Devanagari"/>
+      <w:sz w:val="28"/>
+      <w:szCs w:val="28"/>
+    </w:rPr>
+  </w:style>
+  <w:style w:type="paragraph" w:styleId="Indiceuser">
+    <w:name w:val="Indice (user)"/>
+    <w:basedOn w:val="Normal"/>
+    <w:qFormat/>
+    <w:pPr>
+      <w:suppressLineNumbers/>
+    </w:pPr>
+    <w:rPr>
       <w:rFonts w:cs="Lohit Devanagari"/>
     </w:rPr>
   </w:style>
-  <w:style w:type="paragraph" w:styleId="Contenutotabella">
-    <w:name w:val="Contenuto tabella"/>
+  <w:style w:type="paragraph" w:styleId="Contenutotabellauser">
+    <w:name w:val="Contenuto tabella (user)"/>
     <w:basedOn w:val="Normal"/>
     <w:qFormat/>
     <w:pPr>
@@ -3091,9 +3128,9 @@
     </w:pPr>
     <w:rPr/>
   </w:style>
-  <w:style w:type="paragraph" w:styleId="Titolotabella">
-    <w:name w:val="Titolo tabella"/>
-    <w:basedOn w:val="Contenutotabella"/>
+  <w:style w:type="paragraph" w:styleId="Titolotabellauser">
+    <w:name w:val="Titolo tabella (user)"/>
+    <w:basedOn w:val="Contenutotabellauser"/>
     <w:qFormat/>
     <w:pPr>
       <w:suppressLineNumbers/>
@@ -3104,6 +3141,13 @@
       <w:bCs/>
     </w:rPr>
   </w:style>
+  <w:style w:type="paragraph" w:styleId="Intestazioneepidipaginauser">
+    <w:name w:val="Intestazione e piè di pagina (user)"/>
+    <w:basedOn w:val="Normal"/>
+    <w:qFormat/>
+    <w:pPr/>
+    <w:rPr/>
+  </w:style>
   <w:style w:type="paragraph" w:styleId="Intestazioneepidipagina">
     <w:name w:val="Intestazione e piè di pagina"/>
     <w:basedOn w:val="Normal"/>
@@ -3113,15 +3157,15 @@
   </w:style>
   <w:style w:type="paragraph" w:styleId="Footer">
     <w:name w:val="footer"/>
-    <w:basedOn w:val="Intestazioneepidipagina"/>
+    <w:basedOn w:val="Intestazioneepidipaginauser"/>
     <w:pPr>
       <w:suppressLineNumbers/>
       <w:jc w:val="center"/>
     </w:pPr>
     <w:rPr/>
   </w:style>
-  <w:style w:type="paragraph" w:styleId="Pidipaginaasinistra">
-    <w:name w:val="Piè di pagina a sinistra"/>
+  <w:style w:type="paragraph" w:styleId="Pidipaginaasinistrauser">
+    <w:name w:val="Piè di pagina a sinistra (user)"/>
     <w:basedOn w:val="Footer"/>
     <w:qFormat/>
     <w:pPr>
@@ -3132,7 +3176,7 @@
   </w:style>
   <w:style w:type="paragraph" w:styleId="Intestazionetabella">
     <w:name w:val="Intestazione tabella"/>
-    <w:basedOn w:val="Contenutotabella"/>
+    <w:basedOn w:val="Contenutotabellauser"/>
     <w:qFormat/>
     <w:pPr>
       <w:suppressLineNumbers/>
